--- a/tools/aubreylaw-docgeneration/templates/hipaa-authorization.docx
+++ b/tools/aubreylaw-docgeneration/templates/hipaa-authorization.docx
@@ -2,12 +2,6 @@
 <file path=word/document.xml><?xml version="1.0" encoding="utf-8"?>
 <w:document xmlns:wpc="http://schemas.microsoft.com/office/word/2010/wordprocessingCanvas" xmlns:mo="http://schemas.microsoft.com/office/mac/office/2008/main" xmlns:mc="http://schemas.openxmlformats.org/markup-compatibility/2006" xmlns:mv="urn:schemas-microsoft-com:mac:vml" xmlns:o="urn:schemas-microsoft-com:office:office" xmlns:r="http://schemas.openxmlformats.org/officeDocument/2006/relationships" xmlns:m="http://schemas.openxmlformats.org/officeDocument/2006/math" xmlns:v="urn:schemas-microsoft-com:vml" xmlns:wp14="http://schemas.microsoft.com/office/word/2010/wordprocessingDrawing" xmlns:wp="http://schemas.openxmlformats.org/drawingml/2006/wordprocessingDrawing" xmlns:w10="urn:schemas-microsoft-com:office:word" xmlns:w="http://schemas.openxmlformats.org/wordprocessingml/2006/main" xmlns:w14="http://schemas.microsoft.com/office/word/2010/wordml" xmlns:wpg="http://schemas.microsoft.com/office/word/2010/wordprocessingGroup" xmlns:wpi="http://schemas.microsoft.com/office/word/2010/wordprocessingInk" xmlns:wne="http://schemas.microsoft.com/office/word/2006/wordml" xmlns:wps="http://schemas.microsoft.com/office/word/2010/wordprocessingShape" mc:Ignorable="w14 wp14">
   <w:body>
-    <w:sectPr>
-      <w:pgSz w:w="12240" w:h="15840"/>
-      <w:pgMar w:top="1440" w:right="1800" w:bottom="1440" w:left="1800" w:header="720" w:footer="720" w:gutter="0"/>
-      <w:cols w:space="720"/>
-      <w:docGrid w:linePitch="360"/>
-    </w:sectPr>
     <w:p>
       <w:pPr>
         <w:pStyle w:val="DocumentTitle"/>
@@ -607,7 +601,7 @@
       <w:pPr>
         <w:pStyle w:val="TextHeading2"/>
         <w:sectPr>
-          <w:footerReference w:type="default" r:id="rId13"/>
+          <w:footerReference w:type="default" r:id="rId9"/>
           <w:pgSz w:w="12240" w:h="15840"/>
           <w:pgMar w:top="1440" w:right="1440" w:bottom="1440" w:left="1440" w:header="720" w:footer="720" w:gutter="0"/>
           <w:pgNumType w:start="1"/>
@@ -616,8 +610,97 @@
         </w:sectPr>
       </w:pPr>
     </w:p>
+    <w:sectPr>
+      <w:pgSz w:w="12240" w:h="15840"/>
+      <w:pgMar w:top="1440" w:right="1800" w:bottom="1440" w:left="1800" w:header="720" w:footer="720" w:gutter="0"/>
+      <w:cols w:space="720"/>
+      <w:docGrid w:linePitch="360"/>
+    </w:sectPr>
   </w:body>
 </w:document>
+</file>
+
+<file path=word/footer1.xml><?xml version="1.0" encoding="utf-8"?>
+<w:ftr xmlns:wpc="http://schemas.microsoft.com/office/word/2010/wordprocessingCanvas" xmlns:cx="http://schemas.microsoft.com/office/drawing/2014/chartex" xmlns:cx1="http://schemas.microsoft.com/office/drawing/2015/9/8/chartex" xmlns:cx2="http://schemas.microsoft.com/office/drawing/2015/10/21/chartex" xmlns:cx3="http://schemas.microsoft.com/office/drawing/2016/5/9/chartex" xmlns:cx4="http://schemas.microsoft.com/office/drawing/2016/5/10/chartex" xmlns:cx5="http://schemas.microsoft.com/office/drawing/2016/5/11/chartex" xmlns:cx6="http://schemas.microsoft.com/office/drawing/2016/5/12/chartex" xmlns:cx7="http://schemas.microsoft.com/office/drawing/2016/5/13/chartex" xmlns:cx8="http://schemas.microsoft.com/office/drawing/2016/5/14/chartex" xmlns:mc="http://schemas.openxmlformats.org/markup-compatibility/2006" xmlns:m="http://schemas.openxmlformats.org/officeDocument/2006/math" xmlns:aink="http://schemas.microsoft.com/office/drawing/2016/ink" xmlns:am3d="http://schemas.microsoft.com/office/drawing/2017/model3d" xmlns:oel="http://schemas.microsoft.com/office/2019/extlst" xmlns:r="http://schemas.openxmlformats.org/officeDocument/2006/relationships" xmlns:wp14="http://schemas.microsoft.com/office/word/2010/wordprocessingDrawing" xmlns:wp="http://schemas.openxmlformats.org/drawingml/2006/wordprocessingDrawing" xmlns:wpg="http://schemas.microsoft.com/office/word/2010/wordprocessingGroup" xmlns:wpi="http://schemas.microsoft.com/office/word/2010/wordprocessingInk" xmlns:wps="http://schemas.microsoft.com/office/word/2010/wordprocessingShape" xmlns:o="urn:schemas-microsoft-com:office:office" xmlns:v="urn:schemas-microsoft-com:vml" xmlns:w10="urn:schemas-microsoft-com:office:word" xmlns:w="http://schemas.openxmlformats.org/wordprocessingml/2006/main" xmlns:w14="http://schemas.microsoft.com/office/word/2010/wordml" xmlns:w15="http://schemas.microsoft.com/office/word/2012/wordml" xmlns:w16cex="http://schemas.microsoft.com/office/word/2018/wordml/cex" xmlns:w16cid="http://schemas.microsoft.com/office/word/2016/wordml/cid" xmlns:w16="http://schemas.microsoft.com/office/word/2018/wordml" xmlns:w16sdtdh="http://schemas.microsoft.com/office/word/2020/wordml/sdtdatahash" xmlns:w16sdtfl="http://schemas.microsoft.com/office/word/2024/wordml/sdtformatlock" xmlns:w16se="http://schemas.microsoft.com/office/word/2015/wordml/symex" xmlns:w16du="http://schemas.microsoft.com/office/word/2023/wordml/word16du" xmlns:wne="http://schemas.microsoft.com/office/word/2006/wordml" mc:Ignorable="w14 w15 w16se w16cid w16 w16cex w16sdtdh w16sdtfl w16du wp14">
+  <w:p>
+    <w:pPr>
+      <w:pStyle w:val="Footer"/>
+      <w:tabs>
+        <w:tab w:val="clear" w:pos="4320"/>
+        <w:tab w:val="clear" w:pos="8640"/>
+      </w:tabs>
+      <w:jc w:val="center"/>
+    </w:pPr>
+  </w:p>
+  <w:p>
+    <w:pPr>
+      <w:pStyle w:val="Footer"/>
+      <w:tabs>
+        <w:tab w:val="clear" w:pos="4320"/>
+        <w:tab w:val="clear" w:pos="8640"/>
+      </w:tabs>
+      <w:jc w:val="center"/>
+      <w:rPr>
+        <w:szCs w:val="20"/>
+      </w:rPr>
+    </w:pPr>
+    <w:r>
+      <w:rPr>
+        <w:szCs w:val="20"/>
+      </w:rPr>
+      <w:t>HIPAA AUTHORIZATION FOR [CLIENT]</w:t>
+    </w:r>
+  </w:p>
+  <w:p>
+    <w:pPr>
+      <w:pStyle w:val="Footer"/>
+      <w:tabs>
+        <w:tab w:val="clear" w:pos="4320"/>
+        <w:tab w:val="clear" w:pos="8640"/>
+      </w:tabs>
+      <w:jc w:val="center"/>
+      <w:rPr>
+        <w:szCs w:val="20"/>
+      </w:rPr>
+    </w:pPr>
+    <w:r>
+      <w:rPr>
+        <w:szCs w:val="20"/>
+      </w:rPr>
+      <w:t xml:space="preserve">Page </w:t>
+    </w:r>
+    <w:r>
+      <w:rPr>
+        <w:szCs w:val="20"/>
+      </w:rPr>
+      <w:fldChar w:fldCharType="begin"/>
+    </w:r>
+    <w:r>
+      <w:rPr>
+        <w:szCs w:val="20"/>
+      </w:rPr>
+      <w:instrText xml:space="preserve"> PAGE </w:instrText>
+    </w:r>
+    <w:r>
+      <w:rPr>
+        <w:szCs w:val="20"/>
+      </w:rPr>
+      <w:fldChar w:fldCharType="separate"/>
+    </w:r>
+    <w:r>
+      <w:rPr>
+        <w:szCs w:val="20"/>
+      </w:rPr>
+      <w:t>1</w:t>
+    </w:r>
+    <w:r>
+      <w:rPr>
+        <w:szCs w:val="20"/>
+      </w:rPr>
+      <w:fldChar w:fldCharType="end"/>
+    </w:r>
+  </w:p>
+</w:ftr>
 </file>
 
 <file path=word/numbering.xml><?xml version="1.0" encoding="utf-8"?>

--- a/tools/aubreylaw-docgeneration/templates/hipaa-authorization.docx
+++ b/tools/aubreylaw-docgeneration/templates/hipaa-authorization.docx
@@ -154,6 +154,46 @@
       <w:proofErr w:type="spellEnd"/>
       <w:r>
         <w:t xml:space="preserve">), 164.524 and 164.528, including medical reports and records concerning my medical history, condition, diagnosis, testing, prognosis, treatment, billing information, and identity of health care providers, whether past, present, or future, as well as any other information that is in any way related to my health care except as specifically limited as to any Authorized Recipient named in Paragraph 1 above.  </w:t>
+      </w:r>
+    </w:p>
+    <w:p>
+      <w:pPr>
+        <w:pStyle w:val="TextHeading2"/>
+      </w:pPr>
+      <w:r>
+        <w:t>{% if hipaa_psychotherapy_authorized %}</w:t>
+      </w:r>
+    </w:p>
+    <w:p>
+      <w:pPr>
+        <w:pStyle w:val="TextHeading2"/>
+      </w:pPr>
+      <w:r>
+        <w:t>This authorization specifically includes information concerning mental illness, psychotherapy notes, chemical or alcohol dependency, communicable diseases, laboratory test results, medical history, and treatment.</w:t>
+      </w:r>
+    </w:p>
+    <w:p>
+      <w:pPr>
+        <w:pStyle w:val="TextHeading2"/>
+      </w:pPr>
+      <w:r>
+        <w:t>{% else %}</w:t>
+      </w:r>
+    </w:p>
+    <w:p>
+      <w:pPr>
+        <w:pStyle w:val="TextHeading2"/>
+      </w:pPr>
+      <w:r>
+        <w:t>This authorization specifically includes information concerning mental illness, except psychotherapy notes, chemical or alcohol dependency, communicable diseases, laboratory test results, medical history, and treatment.</w:t>
+      </w:r>
+    </w:p>
+    <w:p>
+      <w:pPr>
+        <w:pStyle w:val="TextHeading2"/>
+      </w:pPr>
+      <w:r>
+        <w:t>{% endif %}</w:t>
       </w:r>
     </w:p>
     <w:p>
